--- a/1952.1/1952年1月4日，关于立即抓紧“三反”斗争的指示__LLM初注.docx
+++ b/1952.1/1952年1月4日，关于立即抓紧“三反”斗争的指示__LLM初注.docx
@@ -487,8 +487,13 @@
       </w:r>
     </w:p>
     <w:p>
+      <w:commentRangeStart w:id="0"/>
       <w:r>
         <w:t>1. 【需核】文中提到的薄一波给毛主席的信和中央财政部党组第四号报告的具体内容，建议核实。</w:t>
+      </w:r>
+      <w:commentRangeEnd w:id="0"/>
+      <w:r>
+        <w:commentReference w:id="0"/>
       </w:r>
     </w:p>
     <w:sectPr>
@@ -504,6 +509,18 @@
     </w:sectPr>
   </w:body>
 </w:document>
+</file>
+
+<file path=word/comments.xml><?xml version="1.0" encoding="utf-8"?>
+<w:comments xmlns:w="http://schemas.openxmlformats.org/wordprocessingml/2006/main">
+  <w:comment w:id="0" w:author="LLM初注待核" w:date="2026-07-05T15:07:25Z">
+    <w:p>
+      <w:r>
+        <w:t>【需核】文中提到的薄一波给毛主席的信和中央财政部党组第四号报告的具体内容，建议核实。</w:t>
+      </w:r>
+    </w:p>
+  </w:comment>
+</w:comments>
 </file>
 
 <file path=word/footer1.xml><?xml version="1.0" encoding="utf-8"?>

--- a/1952.1/1952年1月4日，关于立即抓紧“三反”斗争的指示__LLM初注.docx
+++ b/1952.1/1952年1月4日，关于立即抓紧“三反”斗争的指示__LLM初注.docx
@@ -493,6 +493,9 @@
       </w:r>
       <w:commentRangeEnd w:id="0"/>
       <w:r>
+        <w:rPr>
+          <w:rStyle w:val="CommentReference"/>
+        </w:rPr>
         <w:commentReference w:id="0"/>
       </w:r>
     </w:p>
@@ -515,6 +518,9 @@
 <w:comments xmlns:w="http://schemas.openxmlformats.org/wordprocessingml/2006/main">
   <w:comment w:id="0" w:author="LLM初注待核" w:date="2026-07-05T15:07:25Z">
     <w:p>
+      <w:pPr>
+        <w:pStyle w:val="CommentText"/>
+      </w:pPr>
       <w:r>
         <w:t>【需核】文中提到的薄一波给毛主席的信和中央财政部党组第四号报告的具体内容，建议核实。</w:t>
       </w:r>

--- a/1952.1/1952年1月4日，关于立即抓紧“三反”斗争的指示__LLM初注.docx
+++ b/1952.1/1952年1月4日，关于立即抓紧“三反”斗争的指示__LLM初注.docx
@@ -40,11 +40,20 @@
       <w:r>
         <w:rPr>
           <w:rStyle w:val="FootnoteReference"/>
-        </w:rPr>
+          <w:vertAlign w:val="superscript"/>
+        </w:rPr>
+        <w:t>[</w:t>
         <w:footnoteReference w:id="10"/>
-      </w:r>
-      <w:r>
-        <w:rPr/>
+        <w:t>]</w:t>
+      </w:r>
+      <w:r>
+        <w:rPr>
+          <w:rFonts w:hint="eastAsia" w:ascii="黑体" w:hAnsi="黑体" w:eastAsia="黑体" w:cs="黑体"/>
+          <w:sz w:val="44"/>
+          <w:szCs w:val="44"/>
+          <w:vertAlign w:val="baseline"/>
+          <w:lang w:val="en-US" w:eastAsia="zh-CN"/>
+        </w:rPr>
         <w:t xml:space="preserve">的指示</w:t>
       </w:r>
       <w:r>
@@ -59,13 +68,16 @@
       </w:r>
       <w:r>
         <w:rPr>
+          <w:rStyle w:val="FootnoteReference"/>
           <w:rFonts w:hint="eastAsia" w:ascii="仿宋" w:hAnsi="仿宋" w:eastAsia="仿宋" w:cs="仿宋"/>
           <w:sz w:val="36"/>
           <w:szCs w:val="36"/>
           <w:vertAlign w:val="superscript"/>
           <w:lang w:val="en-US" w:eastAsia="zh-CN"/>
         </w:rPr>
+        <w:t>[</w:t>
         <w:footnoteReference w:id="0"/>
+        <w:t>]</w:t>
       </w:r>
       <w:r>
         <w:rPr>
@@ -147,21 +159,35 @@
       <w:r>
         <w:rPr>
           <w:rStyle w:val="FootnoteReference"/>
-        </w:rPr>
+          <w:vertAlign w:val="superscript"/>
+        </w:rPr>
+        <w:t>[</w:t>
         <w:footnoteReference w:id="11"/>
-      </w:r>
-      <w:r>
-        <w:rPr/>
+        <w:t>]</w:t>
+      </w:r>
+      <w:r>
+        <w:rPr>
+          <w:rFonts w:hint="eastAsia" w:ascii="仿宋" w:hAnsi="仿宋" w:eastAsia="仿宋"/>
+          <w:sz w:val="32"/>
+          <w:szCs w:val="32"/>
+        </w:rPr>
         <w:t>；各中央局，并转分局、省市区党委；各大军区，志愿军</w:t>
       </w:r>
       <w:r>
         <w:rPr>
           <w:rStyle w:val="FootnoteReference"/>
-        </w:rPr>
+          <w:vertAlign w:val="superscript"/>
+        </w:rPr>
+        <w:t>[</w:t>
         <w:footnoteReference w:id="12"/>
-      </w:r>
-      <w:r>
-        <w:rPr/>
+        <w:t>]</w:t>
+      </w:r>
+      <w:r>
+        <w:rPr>
+          <w:rFonts w:hint="eastAsia" w:ascii="仿宋" w:hAnsi="仿宋" w:eastAsia="仿宋"/>
+          <w:sz w:val="32"/>
+          <w:szCs w:val="32"/>
+        </w:rPr>
         <w:t xml:space="preserve">，并转各级军区：</w:t>
       </w:r>
     </w:p>
@@ -217,41 +243,69 @@
       <w:r>
         <w:rPr>
           <w:rStyle w:val="FootnoteReference"/>
-        </w:rPr>
+          <w:vertAlign w:val="superscript"/>
+        </w:rPr>
+        <w:t>[</w:t>
         <w:footnoteReference w:id="15"/>
-      </w:r>
-      <w:r>
-        <w:rPr/>
+        <w:t>]</w:t>
+      </w:r>
+      <w:r>
+        <w:rPr>
+          <w:rFonts w:hint="eastAsia" w:ascii="仿宋" w:hAnsi="仿宋" w:eastAsia="仿宋"/>
+          <w:sz w:val="32"/>
+          <w:szCs w:val="32"/>
+        </w:rPr>
         <w:t xml:space="preserve">于十二月三十一日下午召开党政军团群部长至处长级的数百人的扩大党委会，由薄一波</w:t>
       </w:r>
       <w:r>
         <w:rPr>
           <w:rStyle w:val="FootnoteReference"/>
-        </w:rPr>
+          <w:vertAlign w:val="superscript"/>
+        </w:rPr>
+        <w:t>[</w:t>
         <w:footnoteReference w:id="13"/>
-      </w:r>
-      <w:r>
-        <w:rPr/>
+        <w:t>]</w:t>
+      </w:r>
+      <w:r>
+        <w:rPr>
+          <w:rFonts w:hint="eastAsia" w:ascii="仿宋" w:hAnsi="仿宋" w:eastAsia="仿宋"/>
+          <w:sz w:val="32"/>
+          <w:szCs w:val="32"/>
+        </w:rPr>
         <w:t>、安子文</w:t>
       </w:r>
       <w:r>
         <w:rPr>
           <w:rStyle w:val="FootnoteReference"/>
-        </w:rPr>
+          <w:vertAlign w:val="superscript"/>
+        </w:rPr>
+        <w:t>[</w:t>
         <w:footnoteReference w:id="14"/>
-      </w:r>
-      <w:r>
-        <w:rPr/>
+        <w:t>]</w:t>
+      </w:r>
+      <w:r>
+        <w:rPr>
+          <w:rFonts w:hint="eastAsia" w:ascii="仿宋" w:hAnsi="仿宋" w:eastAsia="仿宋"/>
+          <w:sz w:val="32"/>
+          <w:szCs w:val="32"/>
+        </w:rPr>
         <w:t>等同志宣布中央决定，限期一月一日至一月十日，各院委、部、会、院、署、行、局、处及其下面的一切单位，务须发动群众斗争，实行坦白检举</w:t>
       </w:r>
       <w:r>
         <w:rPr>
           <w:rStyle w:val="FootnoteReference"/>
-        </w:rPr>
+          <w:vertAlign w:val="superscript"/>
+        </w:rPr>
+        <w:t>[</w:t>
         <w:footnoteReference w:id="19"/>
-      </w:r>
-      <w:r>
-        <w:rPr/>
+        <w:t>]</w:t>
+      </w:r>
+      <w:r>
+        <w:rPr>
+          <w:rFonts w:hint="eastAsia" w:ascii="仿宋" w:hAnsi="仿宋" w:eastAsia="仿宋"/>
+          <w:sz w:val="32"/>
+          <w:szCs w:val="32"/>
+        </w:rPr>
         <w:t xml:space="preserve">，于一月十一日送来报告。违者，不论部长、行长、署长、处长、局长、科长、股长或经理，一律撤职查办。并在会上指名宣布几个部是做得很好的，几个部是中等的，很多部是落后的，并指出部长姓名</w:t>
       </w:r>
       <w:r>
@@ -275,13 +329,68 @@
       </w:r>
       <w:r>
         <w:rPr>
+          <w:rStyle w:val="FootnoteReference"/>
+          <w:rFonts w:hint="eastAsia" w:ascii="仿宋" w:hAnsi="仿宋" w:eastAsia="仿宋"/>
+          <w:sz w:val="32"/>
+          <w:szCs w:val="32"/>
+          <w:lang w:eastAsia="zh-CN"/>
+          <w:vertAlign w:val="superscript"/>
+        </w:rPr>
+        <w:t>[</w:t>
+        <w:footnoteReference w:id="1"/>
+        <w:t>]</w:t>
+      </w:r>
+      <w:r>
+        <w:rPr>
           <w:rStyle w:val="8"/>
           <w:rFonts w:hint="eastAsia" w:ascii="仿宋" w:hAnsi="仿宋" w:eastAsia="仿宋"/>
           <w:sz w:val="32"/>
           <w:szCs w:val="32"/>
           <w:lang w:eastAsia="zh-CN"/>
         </w:rPr>
-        <w:footnoteReference w:id="1"/>
+        <w:t>]</w:t>
+      </w:r>
+      <w:r>
+        <w:rPr>
+          <w:rFonts w:hint="eastAsia" w:ascii="仿宋" w:hAnsi="仿宋" w:eastAsia="仿宋"/>
+          <w:sz w:val="32"/>
+          <w:szCs w:val="32"/>
+        </w:rPr>
+        <w:t>这样一来，全场振奋。当日回去，连夜开会。元旦整日开会，很多部长、副部长到一下团拜会</w:t>
+      </w:r>
+      <w:r>
+        <w:rPr>
+          <w:rStyle w:val="FootnoteReference"/>
+          <w:vertAlign w:val="superscript"/>
+        </w:rPr>
+        <w:t>[</w:t>
+        <w:footnoteReference w:id="17"/>
+        <w:t>]</w:t>
+      </w:r>
+      <w:r>
+        <w:rPr>
+          <w:rFonts w:hint="eastAsia" w:ascii="仿宋" w:hAnsi="仿宋" w:eastAsia="仿宋"/>
+          <w:sz w:val="32"/>
+          <w:szCs w:val="32"/>
+        </w:rPr>
+        <w:t xml:space="preserve">就回去，戏也不看了。至一月三日差不多所有单位都开了坦白检举的群众会议。纷纷送来报告。这样的高级干部会议，现规定每十天开一次，除重病不得请假。估计到一月底，中央一级可以基本上解决问题。这一经验，供你们参考。此外，中央已指定薄一波同志（他是中央节约检查委员会</w:t>
+      </w:r>
+      <w:r>
+        <w:rPr>
+          <w:rStyle w:val="FootnoteReference"/>
+          <w:vertAlign w:val="superscript"/>
+        </w:rPr>
+        <w:t>[</w:t>
+        <w:footnoteReference w:id="16"/>
+        <w:t>]</w:t>
+      </w:r>
+      <w:r>
+        <w:rPr>
+          <w:rFonts w:hint="eastAsia" w:ascii="仿宋" w:hAnsi="仿宋" w:eastAsia="仿宋"/>
+          <w:sz w:val="32"/>
+          <w:szCs w:val="32"/>
+        </w:rPr>
+        <w:t xml:space="preserve">主任）用电话和各大区负责同志联络，在目前“三反"紧张时期，每三天至五天通话一次，检查各区“三反”进度。中央此电，连同薄一波同志给毛主席的信</w:t>
       </w:r>
       <w:r>
         <w:rPr>
@@ -289,63 +398,83 @@
           <w:rFonts w:hint="eastAsia" w:ascii="仿宋" w:hAnsi="仿宋" w:eastAsia="仿宋"/>
           <w:sz w:val="32"/>
           <w:szCs w:val="32"/>
-          <w:lang w:eastAsia="zh-CN"/>
-        </w:rPr>
+        </w:rPr>
+        <w:t>[</w:t>
+      </w:r>
+      <w:r>
+        <w:rPr>
+          <w:rStyle w:val="FootnoteReference"/>
+          <w:rFonts w:hint="eastAsia" w:ascii="仿宋" w:hAnsi="仿宋" w:eastAsia="仿宋"/>
+          <w:sz w:val="32"/>
+          <w:szCs w:val="32"/>
+          <w:vertAlign w:val="superscript"/>
+        </w:rPr>
+        <w:t>[</w:t>
+        <w:footnoteReference w:id="2"/>
         <w:t>]</w:t>
       </w:r>
       <w:r>
         <w:rPr>
-          <w:rFonts w:hint="eastAsia" w:ascii="仿宋" w:hAnsi="仿宋" w:eastAsia="仿宋"/>
-          <w:sz w:val="32"/>
-          <w:szCs w:val="32"/>
-        </w:rPr>
-        <w:t>这样一来，全场振奋。当日回去，连夜开会。元旦整日开会，很多部长、副部长到一下团拜会</w:t>
+          <w:rStyle w:val="8"/>
+          <w:rFonts w:hint="eastAsia" w:ascii="仿宋" w:hAnsi="仿宋" w:eastAsia="仿宋"/>
+          <w:sz w:val="32"/>
+          <w:szCs w:val="32"/>
+        </w:rPr>
+        <w:t>]</w:t>
+      </w:r>
+      <w:r>
+        <w:rPr>
+          <w:rFonts w:hint="eastAsia" w:ascii="仿宋" w:hAnsi="仿宋" w:eastAsia="仿宋"/>
+          <w:sz w:val="32"/>
+          <w:szCs w:val="32"/>
+        </w:rPr>
+        <w:t>及中央财政部党组第四号报告</w:t>
+      </w:r>
+      <w:r>
+        <w:rPr>
+          <w:rStyle w:val="8"/>
+          <w:rFonts w:hint="eastAsia" w:ascii="仿宋" w:hAnsi="仿宋" w:eastAsia="仿宋"/>
+          <w:sz w:val="32"/>
+          <w:szCs w:val="32"/>
+        </w:rPr>
+        <w:t>[</w:t>
       </w:r>
       <w:r>
         <w:rPr>
           <w:rStyle w:val="FootnoteReference"/>
-        </w:rPr>
-        <w:footnoteReference w:id="17"/>
-      </w:r>
-      <w:r>
-        <w:rPr/>
-        <w:t xml:space="preserve">就回去，戏也不看了。至一月三日差不多所有单位都开了坦白检举的群众会议。纷纷送来报告。这样的高级干部会议，现规定每十天开一次，除重病不得请假。估计到一月底，中央一级可以基本上解决问题。这一经验，供你们参考。此外，中央已指定薄一波同志（他是中央节约检查委员会</w:t>
+          <w:rFonts w:hint="eastAsia" w:ascii="仿宋" w:hAnsi="仿宋" w:eastAsia="仿宋"/>
+          <w:sz w:val="32"/>
+          <w:szCs w:val="32"/>
+          <w:vertAlign w:val="superscript"/>
+        </w:rPr>
+        <w:t>[</w:t>
+        <w:footnoteReference w:id="3"/>
+        <w:t>]</w:t>
+      </w:r>
+      <w:r>
+        <w:rPr>
+          <w:rStyle w:val="8"/>
+          <w:rFonts w:hint="eastAsia" w:ascii="仿宋" w:hAnsi="仿宋" w:eastAsia="仿宋"/>
+          <w:sz w:val="32"/>
+          <w:szCs w:val="32"/>
+        </w:rPr>
+        <w:t>]</w:t>
+      </w:r>
+      <w:r>
+        <w:rPr>
+          <w:rFonts w:hint="eastAsia" w:ascii="仿宋" w:hAnsi="仿宋" w:eastAsia="仿宋"/>
+          <w:sz w:val="32"/>
+          <w:szCs w:val="32"/>
+        </w:rPr>
+        <w:t>，均可在党刊</w:t>
       </w:r>
       <w:r>
         <w:rPr>
           <w:rStyle w:val="FootnoteReference"/>
-        </w:rPr>
-        <w:footnoteReference w:id="16"/>
-      </w:r>
-      <w:r>
-        <w:rPr/>
-        <w:t xml:space="preserve">主任）用电话和各大区负责同志联络，在目前“三反"紧张时期，每三天至五天通话一次，检查各区“三反”进度。中央此电，连同薄一波同志给毛主席的信</w:t>
-      </w:r>
-      <w:r>
-        <w:rPr>
-          <w:rStyle w:val="8"/>
-          <w:rFonts w:hint="eastAsia" w:ascii="仿宋" w:hAnsi="仿宋" w:eastAsia="仿宋"/>
-          <w:sz w:val="32"/>
-          <w:szCs w:val="32"/>
-        </w:rPr>
-        <w:t>[</w:t>
-      </w:r>
-      <w:r>
-        <w:rPr>
-          <w:rStyle w:val="8"/>
-          <w:rFonts w:hint="eastAsia" w:ascii="仿宋" w:hAnsi="仿宋" w:eastAsia="仿宋"/>
-          <w:sz w:val="32"/>
-          <w:szCs w:val="32"/>
-        </w:rPr>
-        <w:footnoteReference w:id="2"/>
-      </w:r>
-      <w:r>
-        <w:rPr>
-          <w:rStyle w:val="8"/>
-          <w:rFonts w:hint="eastAsia" w:ascii="仿宋" w:hAnsi="仿宋" w:eastAsia="仿宋"/>
-          <w:sz w:val="32"/>
-          <w:szCs w:val="32"/>
-        </w:rPr>
+          <w:vertAlign w:val="superscript"/>
+        </w:rPr>
+        <w:t>[</w:t>
+        <w:footnoteReference w:id="18"/>
         <w:t>]</w:t>
       </w:r>
       <w:r>
@@ -354,51 +483,6 @@
           <w:sz w:val="32"/>
           <w:szCs w:val="32"/>
         </w:rPr>
-        <w:t>及中央财政部党组第四号报告</w:t>
-      </w:r>
-      <w:r>
-        <w:rPr>
-          <w:rStyle w:val="8"/>
-          <w:rFonts w:hint="eastAsia" w:ascii="仿宋" w:hAnsi="仿宋" w:eastAsia="仿宋"/>
-          <w:sz w:val="32"/>
-          <w:szCs w:val="32"/>
-        </w:rPr>
-        <w:t>[</w:t>
-      </w:r>
-      <w:r>
-        <w:rPr>
-          <w:rStyle w:val="8"/>
-          <w:rFonts w:hint="eastAsia" w:ascii="仿宋" w:hAnsi="仿宋" w:eastAsia="仿宋"/>
-          <w:sz w:val="32"/>
-          <w:szCs w:val="32"/>
-        </w:rPr>
-        <w:footnoteReference w:id="3"/>
-      </w:r>
-      <w:r>
-        <w:rPr>
-          <w:rStyle w:val="8"/>
-          <w:rFonts w:hint="eastAsia" w:ascii="仿宋" w:hAnsi="仿宋" w:eastAsia="仿宋"/>
-          <w:sz w:val="32"/>
-          <w:szCs w:val="32"/>
-        </w:rPr>
-        <w:t>]</w:t>
-      </w:r>
-      <w:r>
-        <w:rPr>
-          <w:rFonts w:hint="eastAsia" w:ascii="仿宋" w:hAnsi="仿宋" w:eastAsia="仿宋"/>
-          <w:sz w:val="32"/>
-          <w:szCs w:val="32"/>
-        </w:rPr>
-        <w:t>，均可在党刊</w:t>
-      </w:r>
-      <w:r>
-        <w:rPr>
-          <w:rStyle w:val="FootnoteReference"/>
-        </w:rPr>
-        <w:footnoteReference w:id="18"/>
-      </w:r>
-      <w:r>
-        <w:rPr/>
         <w:t xml:space="preserve">上发表。</w:t>
       </w:r>
     </w:p>

--- a/1952.1/1952年1月4日，关于立即抓紧“三反”斗争的指示__LLM初注.docx
+++ b/1952.1/1952年1月4日，关于立即抓紧“三反”斗争的指示__LLM初注.docx
@@ -42,9 +42,16 @@
           <w:rStyle w:val="FootnoteReference"/>
           <w:vertAlign w:val="superscript"/>
         </w:rPr>
-        <w:t>[</w:t>
+        <w:t>[1]</w:t>
+      </w:r>
+      <w:r>
+        <w:rPr>
+          <w:rStyle w:val="FootnoteReference"/>
+          <w:vertAlign w:val="superscript"/>
+          <w:vanish/>
+          <w:specVanish/>
+        </w:rPr>
         <w:footnoteReference w:id="10"/>
-        <w:t>]</w:t>
       </w:r>
       <w:r>
         <w:rPr>
@@ -58,36 +65,19 @@
       </w:r>
       <w:r>
         <w:rPr>
-          <w:rFonts w:hint="eastAsia" w:ascii="仿宋" w:hAnsi="仿宋" w:eastAsia="仿宋" w:cs="仿宋"/>
-          <w:sz w:val="36"/>
-          <w:szCs w:val="36"/>
-          <w:vertAlign w:val="superscript"/>
-          <w:lang w:val="en-US" w:eastAsia="zh-CN"/>
-        </w:rPr>
-        <w:t>[</w:t>
-      </w:r>
-      <w:r>
-        <w:rPr>
-          <w:rStyle w:val="FootnoteReference"/>
-          <w:rFonts w:hint="eastAsia" w:ascii="仿宋" w:hAnsi="仿宋" w:eastAsia="仿宋" w:cs="仿宋"/>
-          <w:sz w:val="36"/>
-          <w:szCs w:val="36"/>
-          <w:vertAlign w:val="superscript"/>
-          <w:lang w:val="en-US" w:eastAsia="zh-CN"/>
-        </w:rPr>
-        <w:t>[</w:t>
+          <w:rStyle w:val="FootnoteReference"/>
+          <w:vertAlign w:val="superscript"/>
+        </w:rPr>
+        <w:t>[2]</w:t>
+      </w:r>
+      <w:r>
+        <w:rPr>
+          <w:rStyle w:val="FootnoteReference"/>
+          <w:vertAlign w:val="superscript"/>
+          <w:vanish/>
+          <w:specVanish/>
+        </w:rPr>
         <w:footnoteReference w:id="0"/>
-        <w:t>]</w:t>
-      </w:r>
-      <w:r>
-        <w:rPr>
-          <w:rFonts w:hint="eastAsia" w:ascii="仿宋" w:hAnsi="仿宋" w:eastAsia="仿宋" w:cs="仿宋"/>
-          <w:sz w:val="36"/>
-          <w:szCs w:val="36"/>
-          <w:vertAlign w:val="superscript"/>
-          <w:lang w:val="en-US" w:eastAsia="zh-CN"/>
-        </w:rPr>
-        <w:t>]</w:t>
       </w:r>
     </w:p>
     <w:p>
@@ -161,9 +151,16 @@
           <w:rStyle w:val="FootnoteReference"/>
           <w:vertAlign w:val="superscript"/>
         </w:rPr>
-        <w:t>[</w:t>
+        <w:t>[3]</w:t>
+      </w:r>
+      <w:r>
+        <w:rPr>
+          <w:rStyle w:val="FootnoteReference"/>
+          <w:vertAlign w:val="superscript"/>
+          <w:vanish/>
+          <w:specVanish/>
+        </w:rPr>
         <w:footnoteReference w:id="11"/>
-        <w:t>]</w:t>
       </w:r>
       <w:r>
         <w:rPr>
@@ -178,9 +175,16 @@
           <w:rStyle w:val="FootnoteReference"/>
           <w:vertAlign w:val="superscript"/>
         </w:rPr>
-        <w:t>[</w:t>
+        <w:t>[4]</w:t>
+      </w:r>
+      <w:r>
+        <w:rPr>
+          <w:rStyle w:val="FootnoteReference"/>
+          <w:vertAlign w:val="superscript"/>
+          <w:vanish/>
+          <w:specVanish/>
+        </w:rPr>
         <w:footnoteReference w:id="12"/>
-        <w:t>]</w:t>
       </w:r>
       <w:r>
         <w:rPr>
@@ -245,9 +249,16 @@
           <w:rStyle w:val="FootnoteReference"/>
           <w:vertAlign w:val="superscript"/>
         </w:rPr>
-        <w:t>[</w:t>
+        <w:t>[5]</w:t>
+      </w:r>
+      <w:r>
+        <w:rPr>
+          <w:rStyle w:val="FootnoteReference"/>
+          <w:vertAlign w:val="superscript"/>
+          <w:vanish/>
+          <w:specVanish/>
+        </w:rPr>
         <w:footnoteReference w:id="15"/>
-        <w:t>]</w:t>
       </w:r>
       <w:r>
         <w:rPr>
@@ -262,9 +273,16 @@
           <w:rStyle w:val="FootnoteReference"/>
           <w:vertAlign w:val="superscript"/>
         </w:rPr>
-        <w:t>[</w:t>
+        <w:t>[6]</w:t>
+      </w:r>
+      <w:r>
+        <w:rPr>
+          <w:rStyle w:val="FootnoteReference"/>
+          <w:vertAlign w:val="superscript"/>
+          <w:vanish/>
+          <w:specVanish/>
+        </w:rPr>
         <w:footnoteReference w:id="13"/>
-        <w:t>]</w:t>
       </w:r>
       <w:r>
         <w:rPr>
@@ -279,9 +297,16 @@
           <w:rStyle w:val="FootnoteReference"/>
           <w:vertAlign w:val="superscript"/>
         </w:rPr>
-        <w:t>[</w:t>
+        <w:t>[7]</w:t>
+      </w:r>
+      <w:r>
+        <w:rPr>
+          <w:rStyle w:val="FootnoteReference"/>
+          <w:vertAlign w:val="superscript"/>
+          <w:vanish/>
+          <w:specVanish/>
+        </w:rPr>
         <w:footnoteReference w:id="14"/>
-        <w:t>]</w:t>
       </w:r>
       <w:r>
         <w:rPr>
@@ -296,9 +321,16 @@
           <w:rStyle w:val="FootnoteReference"/>
           <w:vertAlign w:val="superscript"/>
         </w:rPr>
-        <w:t>[</w:t>
+        <w:t>[8]</w:t>
+      </w:r>
+      <w:r>
+        <w:rPr>
+          <w:rStyle w:val="FootnoteReference"/>
+          <w:vertAlign w:val="superscript"/>
+          <w:vanish/>
+          <w:specVanish/>
+        </w:rPr>
         <w:footnoteReference w:id="19"/>
-        <w:t>]</w:t>
       </w:r>
       <w:r>
         <w:rPr>
@@ -319,36 +351,19 @@
       </w:r>
       <w:r>
         <w:rPr>
-          <w:rStyle w:val="8"/>
-          <w:rFonts w:hint="eastAsia" w:ascii="仿宋" w:hAnsi="仿宋" w:eastAsia="仿宋"/>
-          <w:sz w:val="32"/>
-          <w:szCs w:val="32"/>
-          <w:lang w:eastAsia="zh-CN"/>
-        </w:rPr>
-        <w:t>[</w:t>
-      </w:r>
-      <w:r>
-        <w:rPr>
-          <w:rStyle w:val="FootnoteReference"/>
-          <w:rFonts w:hint="eastAsia" w:ascii="仿宋" w:hAnsi="仿宋" w:eastAsia="仿宋"/>
-          <w:sz w:val="32"/>
-          <w:szCs w:val="32"/>
-          <w:lang w:eastAsia="zh-CN"/>
-          <w:vertAlign w:val="superscript"/>
-        </w:rPr>
-        <w:t>[</w:t>
+          <w:rStyle w:val="FootnoteReference"/>
+          <w:vertAlign w:val="superscript"/>
+        </w:rPr>
+        <w:t>[9]</w:t>
+      </w:r>
+      <w:r>
+        <w:rPr>
+          <w:rStyle w:val="FootnoteReference"/>
+          <w:vertAlign w:val="superscript"/>
+          <w:vanish/>
+          <w:specVanish/>
+        </w:rPr>
         <w:footnoteReference w:id="1"/>
-        <w:t>]</w:t>
-      </w:r>
-      <w:r>
-        <w:rPr>
-          <w:rStyle w:val="8"/>
-          <w:rFonts w:hint="eastAsia" w:ascii="仿宋" w:hAnsi="仿宋" w:eastAsia="仿宋"/>
-          <w:sz w:val="32"/>
-          <w:szCs w:val="32"/>
-          <w:lang w:eastAsia="zh-CN"/>
-        </w:rPr>
-        <w:t>]</w:t>
       </w:r>
       <w:r>
         <w:rPr>
@@ -363,9 +378,16 @@
           <w:rStyle w:val="FootnoteReference"/>
           <w:vertAlign w:val="superscript"/>
         </w:rPr>
-        <w:t>[</w:t>
+        <w:t>[10]</w:t>
+      </w:r>
+      <w:r>
+        <w:rPr>
+          <w:rStyle w:val="FootnoteReference"/>
+          <w:vertAlign w:val="superscript"/>
+          <w:vanish/>
+          <w:specVanish/>
+        </w:rPr>
         <w:footnoteReference w:id="17"/>
-        <w:t>]</w:t>
       </w:r>
       <w:r>
         <w:rPr>
@@ -380,9 +402,16 @@
           <w:rStyle w:val="FootnoteReference"/>
           <w:vertAlign w:val="superscript"/>
         </w:rPr>
-        <w:t>[</w:t>
+        <w:t>[11]</w:t>
+      </w:r>
+      <w:r>
+        <w:rPr>
+          <w:rStyle w:val="FootnoteReference"/>
+          <w:vertAlign w:val="superscript"/>
+          <w:vanish/>
+          <w:specVanish/>
+        </w:rPr>
         <w:footnoteReference w:id="16"/>
-        <w:t>]</w:t>
       </w:r>
       <w:r>
         <w:rPr>
@@ -394,33 +423,19 @@
       </w:r>
       <w:r>
         <w:rPr>
-          <w:rStyle w:val="8"/>
-          <w:rFonts w:hint="eastAsia" w:ascii="仿宋" w:hAnsi="仿宋" w:eastAsia="仿宋"/>
-          <w:sz w:val="32"/>
-          <w:szCs w:val="32"/>
-        </w:rPr>
-        <w:t>[</w:t>
-      </w:r>
-      <w:r>
-        <w:rPr>
-          <w:rStyle w:val="FootnoteReference"/>
-          <w:rFonts w:hint="eastAsia" w:ascii="仿宋" w:hAnsi="仿宋" w:eastAsia="仿宋"/>
-          <w:sz w:val="32"/>
-          <w:szCs w:val="32"/>
-          <w:vertAlign w:val="superscript"/>
-        </w:rPr>
-        <w:t>[</w:t>
+          <w:rStyle w:val="FootnoteReference"/>
+          <w:vertAlign w:val="superscript"/>
+        </w:rPr>
+        <w:t>[12]</w:t>
+      </w:r>
+      <w:r>
+        <w:rPr>
+          <w:rStyle w:val="FootnoteReference"/>
+          <w:vertAlign w:val="superscript"/>
+          <w:vanish/>
+          <w:specVanish/>
+        </w:rPr>
         <w:footnoteReference w:id="2"/>
-        <w:t>]</w:t>
-      </w:r>
-      <w:r>
-        <w:rPr>
-          <w:rStyle w:val="8"/>
-          <w:rFonts w:hint="eastAsia" w:ascii="仿宋" w:hAnsi="仿宋" w:eastAsia="仿宋"/>
-          <w:sz w:val="32"/>
-          <w:szCs w:val="32"/>
-        </w:rPr>
-        <w:t>]</w:t>
       </w:r>
       <w:r>
         <w:rPr>
@@ -432,33 +447,19 @@
       </w:r>
       <w:r>
         <w:rPr>
-          <w:rStyle w:val="8"/>
-          <w:rFonts w:hint="eastAsia" w:ascii="仿宋" w:hAnsi="仿宋" w:eastAsia="仿宋"/>
-          <w:sz w:val="32"/>
-          <w:szCs w:val="32"/>
-        </w:rPr>
-        <w:t>[</w:t>
-      </w:r>
-      <w:r>
-        <w:rPr>
-          <w:rStyle w:val="FootnoteReference"/>
-          <w:rFonts w:hint="eastAsia" w:ascii="仿宋" w:hAnsi="仿宋" w:eastAsia="仿宋"/>
-          <w:sz w:val="32"/>
-          <w:szCs w:val="32"/>
-          <w:vertAlign w:val="superscript"/>
-        </w:rPr>
-        <w:t>[</w:t>
+          <w:rStyle w:val="FootnoteReference"/>
+          <w:vertAlign w:val="superscript"/>
+        </w:rPr>
+        <w:t>[13]</w:t>
+      </w:r>
+      <w:r>
+        <w:rPr>
+          <w:rStyle w:val="FootnoteReference"/>
+          <w:vertAlign w:val="superscript"/>
+          <w:vanish/>
+          <w:specVanish/>
+        </w:rPr>
         <w:footnoteReference w:id="3"/>
-        <w:t>]</w:t>
-      </w:r>
-      <w:r>
-        <w:rPr>
-          <w:rStyle w:val="8"/>
-          <w:rFonts w:hint="eastAsia" w:ascii="仿宋" w:hAnsi="仿宋" w:eastAsia="仿宋"/>
-          <w:sz w:val="32"/>
-          <w:szCs w:val="32"/>
-        </w:rPr>
-        <w:t>]</w:t>
       </w:r>
       <w:r>
         <w:rPr>
@@ -473,9 +474,16 @@
           <w:rStyle w:val="FootnoteReference"/>
           <w:vertAlign w:val="superscript"/>
         </w:rPr>
-        <w:t>[</w:t>
+        <w:t>[14]</w:t>
+      </w:r>
+      <w:r>
+        <w:rPr>
+          <w:rStyle w:val="FootnoteReference"/>
+          <w:vertAlign w:val="superscript"/>
+          <w:vanish/>
+          <w:specVanish/>
+        </w:rPr>
         <w:footnoteReference w:id="18"/>
-        <w:t>]</w:t>
       </w:r>
       <w:r>
         <w:rPr>
@@ -744,33 +752,19 @@
       </w:pPr>
       <w:r>
         <w:rPr>
+          <w:rStyle w:val="FootnoteReference"/>
+        </w:rPr>
+        <w:t>[2]</w:t>
+      </w:r>
+      <w:r>
+        <w:rPr>
           <w:rFonts w:hint="eastAsia" w:asciiTheme="minorEastAsia" w:hAnsiTheme="minorEastAsia" w:eastAsiaTheme="minorEastAsia" w:cstheme="minorBidi"/>
           <w:kern w:val="2"/>
           <w:sz w:val="21"/>
           <w:szCs w:val="21"/>
           <w:lang w:val="en-US" w:eastAsia="zh-CN" w:bidi="ar-SA"/>
         </w:rPr>
-        <w:t>[</w:t>
-      </w:r>
-      <w:r>
-        <w:rPr>
-          <w:rFonts w:hint="eastAsia" w:asciiTheme="minorEastAsia" w:hAnsiTheme="minorEastAsia" w:eastAsiaTheme="minorEastAsia" w:cstheme="minorBidi"/>
-          <w:kern w:val="2"/>
-          <w:sz w:val="21"/>
-          <w:szCs w:val="21"/>
-          <w:lang w:val="en-US" w:eastAsia="zh-CN" w:bidi="ar-SA"/>
-        </w:rPr>
-        <w:footnoteRef/>
-      </w:r>
-      <w:r>
-        <w:rPr>
-          <w:rFonts w:hint="eastAsia" w:asciiTheme="minorEastAsia" w:hAnsiTheme="minorEastAsia" w:eastAsiaTheme="minorEastAsia" w:cstheme="minorBidi"/>
-          <w:kern w:val="2"/>
-          <w:sz w:val="21"/>
-          <w:szCs w:val="21"/>
-          <w:lang w:val="en-US" w:eastAsia="zh-CN" w:bidi="ar-SA"/>
-        </w:rPr>
-        <w:t>]关于</w:t>
+        <w:t>关于</w:t>
       </w:r>
       <w:r>
         <w:rPr>
@@ -844,33 +838,19 @@
       </w:pPr>
       <w:r>
         <w:rPr>
+          <w:rStyle w:val="FootnoteReference"/>
+        </w:rPr>
+        <w:t>[9]</w:t>
+      </w:r>
+      <w:r>
+        <w:rPr>
           <w:rFonts w:hint="eastAsia" w:asciiTheme="minorEastAsia" w:hAnsiTheme="minorEastAsia" w:eastAsiaTheme="minorEastAsia" w:cstheme="minorBidi"/>
           <w:kern w:val="2"/>
           <w:sz w:val="21"/>
           <w:szCs w:val="21"/>
           <w:lang w:val="en-US" w:eastAsia="zh-CN" w:bidi="ar-SA"/>
         </w:rPr>
-        <w:t>[</w:t>
-      </w:r>
-      <w:r>
-        <w:rPr>
-          <w:rFonts w:hint="eastAsia" w:asciiTheme="minorEastAsia" w:hAnsiTheme="minorEastAsia" w:eastAsiaTheme="minorEastAsia" w:cstheme="minorBidi"/>
-          <w:kern w:val="2"/>
-          <w:sz w:val="21"/>
-          <w:szCs w:val="21"/>
-          <w:lang w:val="en-US" w:eastAsia="zh-CN" w:bidi="ar-SA"/>
-        </w:rPr>
-        <w:footnoteRef/>
-      </w:r>
-      <w:r>
-        <w:rPr>
-          <w:rFonts w:hint="eastAsia" w:asciiTheme="minorEastAsia" w:hAnsiTheme="minorEastAsia" w:eastAsiaTheme="minorEastAsia" w:cstheme="minorBidi"/>
-          <w:kern w:val="2"/>
-          <w:sz w:val="21"/>
-          <w:szCs w:val="21"/>
-          <w:lang w:val="en-US" w:eastAsia="zh-CN" w:bidi="ar-SA"/>
-        </w:rPr>
-        <w:t>]此处编者有删略。</w:t>
+        <w:t>此处编者有删略。</w:t>
       </w:r>
     </w:p>
   </w:footnote>
@@ -902,33 +882,19 @@
       </w:pPr>
       <w:r>
         <w:rPr>
+          <w:rStyle w:val="FootnoteReference"/>
+        </w:rPr>
+        <w:t>[12]</w:t>
+      </w:r>
+      <w:r>
+        <w:rPr>
           <w:rFonts w:hint="eastAsia" w:asciiTheme="minorEastAsia" w:hAnsiTheme="minorEastAsia" w:eastAsiaTheme="minorEastAsia" w:cstheme="minorBidi"/>
           <w:kern w:val="2"/>
           <w:sz w:val="21"/>
           <w:szCs w:val="21"/>
           <w:lang w:val="en-US" w:eastAsia="zh-CN" w:bidi="ar-SA"/>
         </w:rPr>
-        <w:t>[</w:t>
-      </w:r>
-      <w:r>
-        <w:rPr>
-          <w:rFonts w:hint="eastAsia" w:asciiTheme="minorEastAsia" w:hAnsiTheme="minorEastAsia" w:eastAsiaTheme="minorEastAsia" w:cstheme="minorBidi"/>
-          <w:kern w:val="2"/>
-          <w:sz w:val="21"/>
-          <w:szCs w:val="21"/>
-          <w:lang w:val="en-US" w:eastAsia="zh-CN" w:bidi="ar-SA"/>
-        </w:rPr>
-        <w:footnoteRef/>
-      </w:r>
-      <w:r>
-        <w:rPr>
-          <w:rFonts w:hint="eastAsia" w:asciiTheme="minorEastAsia" w:hAnsiTheme="minorEastAsia" w:eastAsiaTheme="minorEastAsia" w:cstheme="minorBidi"/>
-          <w:kern w:val="2"/>
-          <w:sz w:val="21"/>
-          <w:szCs w:val="21"/>
-          <w:lang w:val="en-US" w:eastAsia="zh-CN" w:bidi="ar-SA"/>
-        </w:rPr>
-        <w:t>]指薄一波一九五二年一月三日为报送财政部党组关于</w:t>
+        <w:t>指薄一波一九五二年一月三日为报送财政部党组关于</w:t>
       </w:r>
       <w:r>
         <w:rPr>
@@ -1020,33 +986,19 @@
       </w:pPr>
       <w:r>
         <w:rPr>
+          <w:rStyle w:val="FootnoteReference"/>
+        </w:rPr>
+        <w:t>[13]</w:t>
+      </w:r>
+      <w:r>
+        <w:rPr>
           <w:rFonts w:hint="eastAsia" w:asciiTheme="minorEastAsia" w:hAnsiTheme="minorEastAsia" w:eastAsiaTheme="minorEastAsia" w:cstheme="minorBidi"/>
           <w:kern w:val="2"/>
           <w:sz w:val="21"/>
           <w:szCs w:val="21"/>
           <w:lang w:val="en-US" w:eastAsia="zh-CN" w:bidi="ar-SA"/>
         </w:rPr>
-        <w:t>[</w:t>
-      </w:r>
-      <w:r>
-        <w:rPr>
-          <w:rFonts w:hint="eastAsia" w:asciiTheme="minorEastAsia" w:hAnsiTheme="minorEastAsia" w:eastAsiaTheme="minorEastAsia" w:cstheme="minorBidi"/>
-          <w:kern w:val="2"/>
-          <w:sz w:val="21"/>
-          <w:szCs w:val="21"/>
-          <w:lang w:val="en-US" w:eastAsia="zh-CN" w:bidi="ar-SA"/>
-        </w:rPr>
-        <w:footnoteRef/>
-      </w:r>
-      <w:r>
-        <w:rPr>
-          <w:rFonts w:hint="eastAsia" w:asciiTheme="minorEastAsia" w:hAnsiTheme="minorEastAsia" w:eastAsiaTheme="minorEastAsia" w:cstheme="minorBidi"/>
-          <w:kern w:val="2"/>
-          <w:sz w:val="21"/>
-          <w:szCs w:val="21"/>
-          <w:lang w:val="en-US" w:eastAsia="zh-CN" w:bidi="ar-SA"/>
-        </w:rPr>
-        <w:t>]指财政部党组一九五二年一月二日关于“三反</w:t>
+        <w:t>指财政部党组一九五二年一月二日关于“三反</w:t>
       </w:r>
       <w:r>
         <w:rPr>
@@ -1083,13 +1035,9 @@
       </w:pPr>
       <w:r>
         <w:rPr>
-          <w:rFonts w:asciiTheme="minorEastAsia" w:hAnsiTheme="minorEastAsia" w:eastAsiaTheme="minorEastAsia" w:cstheme="minorBidi"/>
-          <w:kern w:val="2"/>
-          <w:sz w:val="21"/>
-          <w:szCs w:val="21"/>
-          <w:lang w:val="en-US" w:eastAsia="zh-CN" w:bidi="ar-SA"/>
-        </w:rPr>
-        <w:footnoteRef/>
+          <w:rStyle w:val="FootnoteReference"/>
+        </w:rPr>
+        <w:t>[1]</w:t>
       </w:r>
       <w:r>
         <w:rPr>
@@ -1116,13 +1064,9 @@
       </w:pPr>
       <w:r>
         <w:rPr>
-          <w:rFonts w:asciiTheme="minorEastAsia" w:hAnsiTheme="minorEastAsia" w:eastAsiaTheme="minorEastAsia" w:cstheme="minorBidi"/>
-          <w:kern w:val="2"/>
-          <w:sz w:val="21"/>
-          <w:szCs w:val="21"/>
-          <w:lang w:val="en-US" w:eastAsia="zh-CN" w:bidi="ar-SA"/>
-        </w:rPr>
-        <w:footnoteRef/>
+          <w:rStyle w:val="FootnoteReference"/>
+        </w:rPr>
+        <w:t>[3]</w:t>
       </w:r>
       <w:r>
         <w:rPr>
@@ -1149,13 +1093,9 @@
       </w:pPr>
       <w:r>
         <w:rPr>
-          <w:rFonts w:asciiTheme="minorEastAsia" w:hAnsiTheme="minorEastAsia" w:eastAsiaTheme="minorEastAsia" w:cstheme="minorBidi"/>
-          <w:kern w:val="2"/>
-          <w:sz w:val="21"/>
-          <w:szCs w:val="21"/>
-          <w:lang w:val="en-US" w:eastAsia="zh-CN" w:bidi="ar-SA"/>
-        </w:rPr>
-        <w:footnoteRef/>
+          <w:rStyle w:val="FootnoteReference"/>
+        </w:rPr>
+        <w:t>[4]</w:t>
       </w:r>
       <w:r>
         <w:rPr>
@@ -1182,13 +1122,9 @@
       </w:pPr>
       <w:r>
         <w:rPr>
-          <w:rFonts w:asciiTheme="minorEastAsia" w:hAnsiTheme="minorEastAsia" w:eastAsiaTheme="minorEastAsia" w:cstheme="minorBidi"/>
-          <w:kern w:val="2"/>
-          <w:sz w:val="21"/>
-          <w:szCs w:val="21"/>
-          <w:lang w:val="en-US" w:eastAsia="zh-CN" w:bidi="ar-SA"/>
-        </w:rPr>
-        <w:footnoteRef/>
+          <w:rStyle w:val="FootnoteReference"/>
+        </w:rPr>
+        <w:t>[6]</w:t>
       </w:r>
       <w:r>
         <w:rPr>
@@ -1215,13 +1151,9 @@
       </w:pPr>
       <w:r>
         <w:rPr>
-          <w:rFonts w:asciiTheme="minorEastAsia" w:hAnsiTheme="minorEastAsia" w:eastAsiaTheme="minorEastAsia" w:cstheme="minorBidi"/>
-          <w:kern w:val="2"/>
-          <w:sz w:val="21"/>
-          <w:szCs w:val="21"/>
-          <w:lang w:val="en-US" w:eastAsia="zh-CN" w:bidi="ar-SA"/>
-        </w:rPr>
-        <w:footnoteRef/>
+          <w:rStyle w:val="FootnoteReference"/>
+        </w:rPr>
+        <w:t>[7]</w:t>
       </w:r>
       <w:r>
         <w:rPr>
@@ -1248,13 +1180,9 @@
       </w:pPr>
       <w:r>
         <w:rPr>
-          <w:rFonts w:asciiTheme="minorEastAsia" w:hAnsiTheme="minorEastAsia" w:eastAsiaTheme="minorEastAsia" w:cstheme="minorBidi"/>
-          <w:kern w:val="2"/>
-          <w:sz w:val="21"/>
-          <w:szCs w:val="21"/>
-          <w:lang w:val="en-US" w:eastAsia="zh-CN" w:bidi="ar-SA"/>
-        </w:rPr>
-        <w:footnoteRef/>
+          <w:rStyle w:val="FootnoteReference"/>
+        </w:rPr>
+        <w:t>[5]</w:t>
       </w:r>
       <w:r>
         <w:rPr>
@@ -1281,13 +1209,9 @@
       </w:pPr>
       <w:r>
         <w:rPr>
-          <w:rFonts w:asciiTheme="minorEastAsia" w:hAnsiTheme="minorEastAsia" w:eastAsiaTheme="minorEastAsia" w:cstheme="minorBidi"/>
-          <w:kern w:val="2"/>
-          <w:sz w:val="21"/>
-          <w:szCs w:val="21"/>
-          <w:lang w:val="en-US" w:eastAsia="zh-CN" w:bidi="ar-SA"/>
-        </w:rPr>
-        <w:footnoteRef/>
+          <w:rStyle w:val="FootnoteReference"/>
+        </w:rPr>
+        <w:t>[11]</w:t>
       </w:r>
       <w:r>
         <w:rPr>
@@ -1314,13 +1238,9 @@
       </w:pPr>
       <w:r>
         <w:rPr>
-          <w:rFonts w:asciiTheme="minorEastAsia" w:hAnsiTheme="minorEastAsia" w:eastAsiaTheme="minorEastAsia" w:cstheme="minorBidi"/>
-          <w:kern w:val="2"/>
-          <w:sz w:val="21"/>
-          <w:szCs w:val="21"/>
-          <w:lang w:val="en-US" w:eastAsia="zh-CN" w:bidi="ar-SA"/>
-        </w:rPr>
-        <w:footnoteRef/>
+          <w:rStyle w:val="FootnoteReference"/>
+        </w:rPr>
+        <w:t>[10]</w:t>
       </w:r>
       <w:r>
         <w:rPr>
@@ -1347,13 +1267,9 @@
       </w:pPr>
       <w:r>
         <w:rPr>
-          <w:rFonts w:asciiTheme="minorEastAsia" w:hAnsiTheme="minorEastAsia" w:eastAsiaTheme="minorEastAsia" w:cstheme="minorBidi"/>
-          <w:kern w:val="2"/>
-          <w:sz w:val="21"/>
-          <w:szCs w:val="21"/>
-          <w:lang w:val="en-US" w:eastAsia="zh-CN" w:bidi="ar-SA"/>
-        </w:rPr>
-        <w:footnoteRef/>
+          <w:rStyle w:val="FootnoteReference"/>
+        </w:rPr>
+        <w:t>[14]</w:t>
       </w:r>
       <w:r>
         <w:rPr>
@@ -1380,13 +1296,9 @@
       </w:pPr>
       <w:r>
         <w:rPr>
-          <w:rFonts w:asciiTheme="minorEastAsia" w:hAnsiTheme="minorEastAsia" w:eastAsiaTheme="minorEastAsia" w:cstheme="minorBidi"/>
-          <w:kern w:val="2"/>
-          <w:sz w:val="21"/>
-          <w:szCs w:val="21"/>
-          <w:lang w:val="en-US" w:eastAsia="zh-CN" w:bidi="ar-SA"/>
-        </w:rPr>
-        <w:footnoteRef/>
+          <w:rStyle w:val="FootnoteReference"/>
+        </w:rPr>
+        <w:t>[8]</w:t>
       </w:r>
       <w:r>
         <w:rPr>
